--- a/Políticas/Aviso_de_Direitos_Autorais_Campfire_Tradutor.docx
+++ b/Políticas/Aviso_de_Direitos_Autorais_Campfire_Tradutor.docx
@@ -30,7 +30,7 @@
           <w:sz w:val="20"/>
           <w:szCs w:val="20"/>
         </w:rPr>
-        <w:t xml:space="preserve">Última atualização: [DATA]</w:t>
+        <w:t xml:space="preserve">Versão: v0.1 — Rascunho  ·  Data: [DATA]</w:t>
       </w:r>
     </w:p>
     <w:p>

--- a/Políticas/Aviso_de_Direitos_Autorais_Campfire_Tradutor.docx
+++ b/Políticas/Aviso_de_Direitos_Autorais_Campfire_Tradutor.docx
@@ -30,7 +30,7 @@
           <w:sz w:val="20"/>
           <w:szCs w:val="20"/>
         </w:rPr>
-        <w:t xml:space="preserve">Versão: v0.1 — Rascunho  ·  Data: [DATA]</w:t>
+        <w:t xml:space="preserve">Versão: v0.2 — Revisão Técnica  ·  Data: [DATA]</w:t>
       </w:r>
     </w:p>
     <w:p>
@@ -49,7 +49,7 @@
           <w:sz w:val="20"/>
           <w:szCs w:val="20"/>
         </w:rPr>
-        <w:t xml:space="preserve">RASCUNHO PARA REVISÃO JURÍDICA — campos entre colchetes [ ] ainda precisam ser confirmados antes da publicação oficial.</w:t>
+        <w:t xml:space="preserve">REVISÃO TÉCNICA (Claude) — aguardando Revisão Jurídica (advogado) para virar v0.3. Campos entre colchetes [ ] ainda precisam ser confirmados.</w:t>
       </w:r>
     </w:p>
     <w:p>
@@ -77,8 +77,6 @@
           <w:rFonts w:ascii="Calibri" w:cs="Calibri" w:eastAsia="Calibri" w:hAnsi="Calibri"/>
           <w:b w:val="false"/>
           <w:bCs w:val="false"/>
-          <w:i w:val="false"/>
-          <w:iCs w:val="false"/>
           <w:sz w:val="22"/>
           <w:szCs w:val="22"/>
         </w:rPr>
@@ -110,8 +108,6 @@
           <w:rFonts w:ascii="Calibri" w:cs="Calibri" w:eastAsia="Calibri" w:hAnsi="Calibri"/>
           <w:b w:val="false"/>
           <w:bCs w:val="false"/>
-          <w:i w:val="false"/>
-          <w:iCs w:val="false"/>
           <w:sz w:val="22"/>
           <w:szCs w:val="22"/>
         </w:rPr>
@@ -143,8 +139,6 @@
           <w:rFonts w:ascii="Calibri" w:cs="Calibri" w:eastAsia="Calibri" w:hAnsi="Calibri"/>
           <w:b w:val="false"/>
           <w:bCs w:val="false"/>
-          <w:i w:val="false"/>
-          <w:iCs w:val="false"/>
           <w:sz w:val="22"/>
           <w:szCs w:val="22"/>
         </w:rPr>
@@ -155,8 +149,6 @@
           <w:rFonts w:ascii="Calibri" w:cs="Calibri" w:eastAsia="Calibri" w:hAnsi="Calibri"/>
           <w:b/>
           <w:bCs/>
-          <w:i w:val="false"/>
-          <w:iCs w:val="false"/>
           <w:sz w:val="22"/>
           <w:szCs w:val="22"/>
         </w:rPr>
@@ -167,8 +159,6 @@
           <w:rFonts w:ascii="Calibri" w:cs="Calibri" w:eastAsia="Calibri" w:hAnsi="Calibri"/>
           <w:b w:val="false"/>
           <w:bCs w:val="false"/>
-          <w:i w:val="false"/>
-          <w:iCs w:val="false"/>
           <w:sz w:val="22"/>
           <w:szCs w:val="22"/>
         </w:rPr>
@@ -189,8 +179,6 @@
           <w:rFonts w:ascii="Calibri" w:cs="Calibri" w:eastAsia="Calibri" w:hAnsi="Calibri"/>
           <w:b w:val="false"/>
           <w:bCs w:val="false"/>
-          <w:i w:val="false"/>
-          <w:iCs w:val="false"/>
           <w:sz w:val="22"/>
           <w:szCs w:val="22"/>
         </w:rPr>
@@ -211,8 +199,6 @@
           <w:rFonts w:ascii="Calibri" w:cs="Calibri" w:eastAsia="Calibri" w:hAnsi="Calibri"/>
           <w:b w:val="false"/>
           <w:bCs w:val="false"/>
-          <w:i w:val="false"/>
-          <w:iCs w:val="false"/>
           <w:sz w:val="22"/>
           <w:szCs w:val="22"/>
         </w:rPr>
@@ -233,8 +219,6 @@
           <w:rFonts w:ascii="Calibri" w:cs="Calibri" w:eastAsia="Calibri" w:hAnsi="Calibri"/>
           <w:b w:val="false"/>
           <w:bCs w:val="false"/>
-          <w:i w:val="false"/>
-          <w:iCs w:val="false"/>
           <w:sz w:val="22"/>
           <w:szCs w:val="22"/>
         </w:rPr>
@@ -255,8 +239,6 @@
           <w:rFonts w:ascii="Calibri" w:cs="Calibri" w:eastAsia="Calibri" w:hAnsi="Calibri"/>
           <w:b w:val="false"/>
           <w:bCs w:val="false"/>
-          <w:i w:val="false"/>
-          <w:iCs w:val="false"/>
           <w:sz w:val="22"/>
           <w:szCs w:val="22"/>
         </w:rPr>
@@ -277,12 +259,25 @@
           <w:rFonts w:ascii="Calibri" w:cs="Calibri" w:eastAsia="Calibri" w:hAnsi="Calibri"/>
           <w:b w:val="false"/>
           <w:bCs w:val="false"/>
-          <w:i w:val="false"/>
-          <w:iCs w:val="false"/>
           <w:sz w:val="22"/>
           <w:szCs w:val="22"/>
         </w:rPr>
         <w:t xml:space="preserve">Uma declaração de que as informações fornecidas na notificação são precisas.</w:t>
+      </w:r>
+    </w:p>
+    <w:p>
+      <w:pPr>
+        <w:spacing w:after="200"/>
+      </w:pPr>
+      <w:r>
+        <w:rPr>
+          <w:rFonts w:ascii="Calibri" w:cs="Calibri" w:eastAsia="Calibri" w:hAnsi="Calibri"/>
+          <w:b w:val="false"/>
+          <w:bCs w:val="false"/>
+          <w:sz w:val="22"/>
+          <w:szCs w:val="22"/>
+        </w:rPr>
+        <w:t xml:space="preserve">Alternativamente, por o repositório estar hospedado no GitHub (empresa americana), você também pode utilizar o processo próprio de notificação DMCA do GitHub (github.com/contact/dmca), que segue regras e prazos próprios daquela plataforma, independentes deste Aviso.</w:t>
       </w:r>
     </w:p>
     <w:p>
@@ -310,8 +305,6 @@
           <w:rFonts w:ascii="Calibri" w:cs="Calibri" w:eastAsia="Calibri" w:hAnsi="Calibri"/>
           <w:b w:val="false"/>
           <w:bCs w:val="false"/>
-          <w:i w:val="false"/>
-          <w:iCs w:val="false"/>
           <w:sz w:val="22"/>
           <w:szCs w:val="22"/>
         </w:rPr>
@@ -343,8 +336,6 @@
           <w:rFonts w:ascii="Calibri" w:cs="Calibri" w:eastAsia="Calibri" w:hAnsi="Calibri"/>
           <w:b w:val="false"/>
           <w:bCs w:val="false"/>
-          <w:i w:val="false"/>
-          <w:iCs w:val="false"/>
           <w:sz w:val="22"/>
           <w:szCs w:val="22"/>
         </w:rPr>
@@ -376,8 +367,6 @@
           <w:rFonts w:ascii="Calibri" w:cs="Calibri" w:eastAsia="Calibri" w:hAnsi="Calibri"/>
           <w:b w:val="false"/>
           <w:bCs w:val="false"/>
-          <w:i w:val="false"/>
-          <w:iCs w:val="false"/>
           <w:sz w:val="22"/>
           <w:szCs w:val="22"/>
         </w:rPr>
@@ -409,12 +398,10 @@
           <w:rFonts w:ascii="Calibri" w:cs="Calibri" w:eastAsia="Calibri" w:hAnsi="Calibri"/>
           <w:b w:val="false"/>
           <w:bCs w:val="false"/>
-          <w:i w:val="false"/>
-          <w:iCs w:val="false"/>
-          <w:sz w:val="22"/>
-          <w:szCs w:val="22"/>
-        </w:rPr>
-        <w:t xml:space="preserve">O nome "Campfire Tradutor", seus logotipos e identidade visual são de titularidade do Desenvolvedor. Uso não autorizado dessas marcas para fins comerciais ou que possa causar confusão sobre a origem do Aplicativo não é permitido. [Atualizar após conclusão do registro da marca no INPI, incluindo o número do processo/registro quando disponível.]</w:t>
+          <w:sz w:val="22"/>
+          <w:szCs w:val="22"/>
+        </w:rPr>
+        <w:t xml:space="preserve">O nome "Campfire Tradutor", seus logotipos e identidade visual são de titularidade do Desenvolvedor, inclusive frente a versões modificadas do código-fonte aberto (forks) — ver EULA, Seção 7. Uso não autorizado dessas marcas para fins comerciais ou que possa causar confusão sobre a origem do Aplicativo não é permitido. [Atualizar após conclusão do registro da marca no INPI, incluindo o número do processo/registro quando disponível.]</w:t>
       </w:r>
     </w:p>
     <w:p>
@@ -430,20 +417,49 @@
           <w:sz w:val="24"/>
           <w:szCs w:val="24"/>
         </w:rPr>
-        <w:t xml:space="preserve">8. Contato</w:t>
-      </w:r>
-    </w:p>
-    <w:p>
-      <w:pPr>
-        <w:spacing w:after="200"/>
-      </w:pPr>
-      <w:r>
-        <w:rPr>
-          <w:rFonts w:ascii="Calibri" w:cs="Calibri" w:eastAsia="Calibri" w:hAnsi="Calibri"/>
-          <w:b w:val="false"/>
-          <w:bCs w:val="false"/>
-          <w:i w:val="false"/>
-          <w:iCs w:val="false"/>
+        <w:t xml:space="preserve">8. Lei Aplicável</w:t>
+      </w:r>
+    </w:p>
+    <w:p>
+      <w:pPr>
+        <w:spacing w:after="200"/>
+      </w:pPr>
+      <w:r>
+        <w:rPr>
+          <w:rFonts w:ascii="Calibri" w:cs="Calibri" w:eastAsia="Calibri" w:hAnsi="Calibri"/>
+          <w:b w:val="false"/>
+          <w:bCs w:val="false"/>
+          <w:sz w:val="22"/>
+          <w:szCs w:val="22"/>
+        </w:rPr>
+        <w:t xml:space="preserve">Este Aviso é regido pelas leis da República Federativa do Brasil, em especial a Lei nº 9.610/1998, sem prejuízo de mecanismos análogos de outras jurisdições aplicáveis à infraestrutura utilizada (ex: o processo DMCA do GitHub, mencionado na Seção 3).</w:t>
+      </w:r>
+    </w:p>
+    <w:p>
+      <w:pPr>
+        <w:pStyle w:val="Heading1"/>
+        <w:spacing w:after="200" w:before="360"/>
+      </w:pPr>
+      <w:r>
+        <w:rPr>
+          <w:rFonts w:ascii="Calibri" w:cs="Calibri" w:eastAsia="Calibri" w:hAnsi="Calibri"/>
+          <w:b/>
+          <w:bCs/>
+          <w:sz w:val="24"/>
+          <w:szCs w:val="24"/>
+        </w:rPr>
+        <w:t xml:space="preserve">9. Contato</w:t>
+      </w:r>
+    </w:p>
+    <w:p>
+      <w:pPr>
+        <w:spacing w:after="200"/>
+      </w:pPr>
+      <w:r>
+        <w:rPr>
+          <w:rFonts w:ascii="Calibri" w:cs="Calibri" w:eastAsia="Calibri" w:hAnsi="Calibri"/>
+          <w:b w:val="false"/>
+          <w:bCs w:val="false"/>
           <w:sz w:val="22"/>
           <w:szCs w:val="22"/>
         </w:rPr>

--- a/Políticas/Aviso_de_Direitos_Autorais_Campfire_Tradutor.docx
+++ b/Políticas/Aviso_de_Direitos_Autorais_Campfire_Tradutor.docx
@@ -401,7 +401,7 @@
           <w:sz w:val="22"/>
           <w:szCs w:val="22"/>
         </w:rPr>
-        <w:t xml:space="preserve">O nome "Campfire Tradutor", seus logotipos e identidade visual são de titularidade do Desenvolvedor, inclusive frente a versões modificadas do código-fonte aberto (forks) — ver EULA, Seção 7. Uso não autorizado dessas marcas para fins comerciais ou que possa causar confusão sobre a origem do Aplicativo não é permitido. [Atualizar após conclusão do registro da marca no INPI, incluindo o número do processo/registro quando disponível.]</w:t>
+        <w:t xml:space="preserve">O nome "Campfire Tradutor", seus logotipos e identidade visual são usados e reivindicados pelo Desenvolvedor, que pretende formalizar essa proteção por meio de registro junto ao INPI. Até a conclusão desse registro, a proteção decorre do uso e da eventual precedência de que trata o art. 129, §1º, da Lei nº 9.279/1996 (Lei da Propriedade Industrial) — a propriedade plena da marca só se adquire com o registro validamente expedido (art. 129, caput, da mesma lei). Isso se aplica inclusive frente a versões modificadas do código-fonte aberto (forks) — ver EULA, Seção 7. Uso não autorizado desses elementos para fins comerciais ou que possa causar confusão sobre a origem do Aplicativo não é permitido. [Atualizar após conclusão do registro da marca no INPI, incluindo o número do processo/registro quando disponível — a partir daí, a titularidade passa a ser fato consumado.]</w:t>
       </w:r>
     </w:p>
     <w:p>
@@ -644,18 +644,6 @@
     <w:multiLevelType w:val="hybridMultilevel"/>
     <w:lvl w:ilvl="0" w15:tentative="1">
       <w:start w:val="1"/>
-      <w:numFmt w:val="bullet"/>
-      <w:lvlText w:val="•"/>
-      <w:lvlJc w:val="left"/>
-      <w:pPr>
-        <w:ind w:left="504" w:hanging="288"/>
-      </w:pPr>
-    </w:lvl>
-  </w:abstractNum>
-  <w:abstractNum w:abstractNumId="3" w15:restartNumberingAfterBreak="0">
-    <w:multiLevelType w:val="hybridMultilevel"/>
-    <w:lvl w:ilvl="0" w15:tentative="1">
-      <w:start w:val="1"/>
       <w:numFmt w:val="decimal"/>
       <w:lvlText w:val="%1."/>
       <w:lvlJc w:val="left"/>
@@ -671,7 +659,7 @@
     </w:lvlOverride>
   </w:num>
   <w:num w:numId="2">
-    <w:abstractNumId w:val="3"/>
+    <w:abstractNumId w:val="2"/>
     <w:lvlOverride w:ilvl="0">
       <w:startOverride w:val="1"/>
     </w:lvlOverride>

--- a/Políticas/Aviso_de_Direitos_Autorais_Campfire_Tradutor.docx
+++ b/Políticas/Aviso_de_Direitos_Autorais_Campfire_Tradutor.docx
@@ -401,7 +401,7 @@
           <w:sz w:val="22"/>
           <w:szCs w:val="22"/>
         </w:rPr>
-        <w:t xml:space="preserve">O nome "Campfire Tradutor", seus logotipos e identidade visual são usados e reivindicados pelo Desenvolvedor, que pretende formalizar essa proteção por meio de registro junto ao INPI. Até a conclusão desse registro, a proteção decorre do uso e da eventual precedência de que trata o art. 129, §1º, da Lei nº 9.279/1996 (Lei da Propriedade Industrial) — a propriedade plena da marca só se adquire com o registro validamente expedido (art. 129, caput, da mesma lei). Isso se aplica inclusive frente a versões modificadas do código-fonte aberto (forks) — ver EULA, Seção 7. Uso não autorizado desses elementos para fins comerciais ou que possa causar confusão sobre a origem do Aplicativo não é permitido. [Atualizar após conclusão do registro da marca no INPI, incluindo o número do processo/registro quando disponível — a partir daí, a titularidade passa a ser fato consumado.]</w:t>
+        <w:t xml:space="preserve">O nome "Campfire Tradutor", a marca "AlienRaccoon Entertainment" sob a qual o Desenvolvedor atua, seus logotipos e identidade visual são usados e reivindicados pelo Desenvolvedor, que pretende formalizar essa proteção por meio de registro junto ao INPI. Até a conclusão desse registro, a proteção decorre do uso e da eventual precedência de que trata o art. 129, §1º, da Lei nº 9.279/1996 (Lei da Propriedade Industrial) — a propriedade plena da marca só se adquire com o registro validamente expedido (art. 129, caput, da mesma lei). Isso se aplica inclusive frente a versões modificadas do código-fonte aberto (forks) — ver EULA, Seção 7. Uso não autorizado desses elementos para fins comerciais ou que possa causar confusão sobre a origem do Aplicativo não é permitido. [Atualizar após conclusão do registro da marca no INPI, incluindo o número do processo/registro quando disponível — a partir daí, a titularidade passa a ser fato consumado.]</w:t>
       </w:r>
     </w:p>
     <w:p>
